--- a/testakten/robotikrecht-roboterflotte-vellbruck-muenchen/07_datenschutzbeschwerde_pflegepilot.docx
+++ b/testakten/robotikrecht-roboterflotte-vellbruck-muenchen/07_datenschutzbeschwerde_pflegepilot.docx
@@ -37,7 +37,7 @@
         <w:jc w:val="left"/>
       </w:pPr>
       <w:r>
-        <w:t>Dieses Aktenstück betrifft Kamera und Mikrofon im Zimmer, Sturzerkennung, Emotion-/Stressindikatoren. Es ist nicht abschließend freigegeben. Die technische Seite spricht in Versionen, Tickets und Parametern; die rechtliche Seite muss daraus Rollen, Zweckbestimmung, Pflichtenkreis und Beweisrisiko bilden.</w:t>
+        <w:t>Dieser Vermerk bewertet die Datenschutzbeschwerde aus dem AtlasCare-Pilotbetrieb in der Ludgerus-Klinik. Er ordnet die Sensorik des Geräts den datenschutzrechtlichen Pflichten von Klinik und Vellbruck zu.</w:t>
       </w:r>
     </w:p>
     <w:p>
@@ -56,13 +56,7 @@
         <w:pStyle w:val="ListBullet"/>
       </w:pPr>
       <w:r>
-        <w:rPr>
-          <w:b/>
-        </w:rPr>
-        <w:t>Kamera und Mikrofon im Zimmer:</w:t>
-      </w:r>
-      <w:r>
-        <w:t xml:space="preserve"> Die Akte enthält hierzu widersprüchliche Hinweise. Für die rechtliche Bewertung muss geklärt werden, ob die Aussage aus Vertrag, Anleitung, Produktakte, Marketing, Logdaten oder nachträglicher Krisenkommunikation stammt.</w:t>
+        <w:t>Kamera und Mikrofon im Zimmer: AtlasCare führt Kamera und Mikrofon in Patientenzimmern mit; ob eine Daueraufnahme oder nur ereignisbezogene Aktivierung erfolgt, ist in der Sensorliste nicht eindeutig beschrieben.</w:t>
       </w:r>
     </w:p>
     <w:p>
@@ -70,13 +64,7 @@
         <w:pStyle w:val="ListBullet"/>
       </w:pPr>
       <w:r>
-        <w:rPr>
-          <w:b/>
-        </w:rPr>
-        <w:t>Sturzerkennung:</w:t>
-      </w:r>
-      <w:r>
-        <w:t xml:space="preserve"> Die Akte enthält hierzu widersprüchliche Hinweise. Für die rechtliche Bewertung muss geklärt werden, ob die Aussage aus Vertrag, Anleitung, Produktakte, Marketing, Logdaten oder nachträglicher Krisenkommunikation stammt.</w:t>
+        <w:t>Sturzerkennung: Die Sturzerkennung verarbeitet Bewegungs- und Tiefendaten lokal; nur Alarmereignisse gehen an die Station und in die Cloud.</w:t>
       </w:r>
     </w:p>
     <w:p>
@@ -84,13 +72,7 @@
         <w:pStyle w:val="ListBullet"/>
       </w:pPr>
       <w:r>
-        <w:rPr>
-          <w:b/>
-        </w:rPr>
-        <w:t>Emotion-/Stressindikatoren:</w:t>
-      </w:r>
-      <w:r>
-        <w:t xml:space="preserve"> Die Akte enthält hierzu widersprüchliche Hinweise. Für die rechtliche Bewertung muss geklärt werden, ob die Aussage aus Vertrag, Anleitung, Produktakte, Marketing, Logdaten oder nachträglicher Krisenkommunikation stammt.</w:t>
+        <w:t>Emotion-/Stressindikatoren: Die Indikatoren leiten aus Stimme und Mimik Zustandswerte ab; sie berühren als Verarbeitung besonderer Kategorien die Gesundheitsdaten der Patienten und die Verhaltensdaten der Beschäftigten.</w:t>
       </w:r>
     </w:p>
     <w:p>
@@ -98,13 +80,7 @@
         <w:pStyle w:val="ListBullet"/>
       </w:pPr>
       <w:r>
-        <w:rPr>
-          <w:b/>
-        </w:rPr>
-        <w:t>Patienten und Pflegekräfte:</w:t>
-      </w:r>
-      <w:r>
-        <w:t xml:space="preserve"> Die Akte enthält hierzu widersprüchliche Hinweise. Für die rechtliche Bewertung muss geklärt werden, ob die Aussage aus Vertrag, Anleitung, Produktakte, Marketing, Logdaten oder nachträglicher Krisenkommunikation stammt.</w:t>
+        <w:t>Patienten und Pflegekräfte: Betroffen sind zwei Gruppen mit unterschiedlichen Informationspflichten; die vorhandene Information adressiert nur Patienten.</w:t>
       </w:r>
     </w:p>
     <w:p>
@@ -112,13 +88,7 @@
         <w:pStyle w:val="ListBullet"/>
       </w:pPr>
       <w:r>
-        <w:rPr>
-          <w:b/>
-        </w:rPr>
-        <w:t>DSFA und Transparenz:</w:t>
-      </w:r>
-      <w:r>
-        <w:t xml:space="preserve"> Die Akte enthält hierzu widersprüchliche Hinweise. Für die rechtliche Bewertung muss geklärt werden, ob die Aussage aus Vertrag, Anleitung, Produktakte, Marketing, Logdaten oder nachträglicher Krisenkommunikation stammt.</w:t>
+        <w:t>DSFA und Transparenz: Die DSFA bewertet die Kamera, nicht aber Mikrofonie und Indikatorfunktionen; die Rollenverteilung zwischen Klinik als Verantwortlicher und Vellbruck als Auftragsverarbeiterin ist nur mündlich abgestimmt.</w:t>
       </w:r>
     </w:p>
     <w:p>
@@ -137,7 +107,7 @@
         <w:jc w:val="left"/>
       </w:pPr>
       <w:r>
-        <w:t>Die Unterlage ist bewusst nicht glatt: Vertrieb, Technik, Datenschutz, Qualitätssicherung und Geschäftsführung verwenden nicht immer dieselben Produktnamen. Gerade daraus entsteht das juristische Problem, weil Zweckbestimmung, tatsächliche Nutzung, Werbeaussage und Updatepraxis auseinanderlaufen.</w:t>
+        <w:t>Die Klinik meldet mit E-Mail vom 01.06.2026, dass Patientinnen den Roboter als Überwachungsgerät wahrnehmen, und fordert DSFA, Betroffeneninformation, Sensorliste und Löschkonzept an.</w:t>
       </w:r>
     </w:p>
     <w:p>
@@ -145,23 +115,7 @@
         <w:jc w:val="left"/>
       </w:pPr>
       <w:r>
-        <w:t>Für die rechtliche Bewertung müssen die technischen Annahmen jeweils mit der Produktakte abgeglichen werden. Eine Risikobeurteilung, die nur den Laborzustand beschreibt, trägt den Pilotbetrieb im Lager oder im Pflegezimmer nicht automatisch.</w:t>
-      </w:r>
-    </w:p>
-    <w:p>
-      <w:pPr>
-        <w:jc w:val="left"/>
-      </w:pPr>
-      <w:r>
-        <w:t>Die Akte enthält mehrere Spuren, die sich gegenseitig widersprechen: Der Betreiber spricht von einem autonomen Flottensystem, die CE-Unterlage von einem assistierten Transportmittel, die Marketingfolien von lernender Umgebungserkennung und die Bedienungsanleitung von festen Sicherheitszonen.</w:t>
-      </w:r>
-    </w:p>
-    <w:p>
-      <w:pPr>
-        <w:jc w:val="left"/>
-      </w:pPr>
-      <w:r>
-        <w:t>Die Kanzlei soll keine finale technische Konformität bescheinigen, sondern entscheiden, welche Unterlagen fehlen, welche Sofortmaßnahmen nötig sind und welche Aussagen gegenüber Behörde, Kunden, Versicherer und Betroffenen vertretbar sind.</w:t>
+        <w:t>Die DSFA vom 02.05.2026 ist unvollständig: Die Information der Pflegekräfte fehlt, die Emotions- und Stressindikatoren sind nicht als eigenes Verarbeitungsrisiko bewertet.</w:t>
       </w:r>
     </w:p>
     <w:p>
@@ -180,10 +134,7 @@
         <w:pStyle w:val="Heading3"/>
       </w:pPr>
       <w:r>
-        <w:rPr>
-          <w:rFonts w:ascii="Times New Roman" w:hAnsi="Times New Roman"/>
-        </w:rPr>
-        <w:t>Punkt 1</w:t>
+        <w:t>Kamera und Mikrofon im Zimmer</w:t>
       </w:r>
     </w:p>
     <w:p>
@@ -191,7 +142,15 @@
         <w:jc w:val="left"/>
       </w:pPr>
       <w:r>
-        <w:t>Im Gespräch mit Leonie Rottkamp, Bertram Kiendl und Jasper Rodenwald wurde deutlich, dass die Produktlinie nicht mit einer einzigen rechtlichen Schublade erfasst werden kann. Die Vellbruck Robotics GmbH liefert Hardware, Steuerungssoftware, Cloudfunktionen, Wartung und gelegentlich eine kundenspezifische Parametrisierung. Beim Betreiber Münchner Feinlogistik GmbH wurden Schutzfelder verändert, ohne dass klar ist, ob dies vom Admin-Panel gedeckt oder nur technisch möglich war. Der Pflegepilot im St.-Ludgerus-Klinikum München-Sendling verschärft die Lage, weil dort Sensorik, vulnerable Personen und medizinische Nähe zusammentreffen.</w:t>
+        <w:t>Die tatsächliche Aktivierungslogik ist vom Entwicklungsteam schriftlich bestätigen zu lassen; ohne Nachweis der Ereignissteuerung ist der Pilotbetrieb in belegten Zimmern auszusetzen.</w:t>
+      </w:r>
+    </w:p>
+    <w:p>
+      <w:pPr>
+        <w:pStyle w:val="Heading3"/>
+      </w:pPr>
+      <w:r>
+        <w:t>Sturzerkennung</w:t>
       </w:r>
     </w:p>
     <w:p>
@@ -199,7 +158,7 @@
         <w:jc w:val="left"/>
       </w:pPr>
       <w:r>
-        <w:t>Für die anwaltliche Bearbeitung sollte zu diesem Punkt eine Belegspur angelegt werden: Dokument, Version, Datum, Verfasser, technische Quelle, rechtliche Relevanz und offene Rückfrage. Besonders gefährlich sind Formulierungen wie „selbstlernend“, „voll autonom“, „MDR-ready“, „sicher ohne Schutzzaun“ oder „keine personenbezogenen Daten“, wenn die technische Dokumentation das nicht trägt.</w:t>
+        <w:t>Diese Edge-Verarbeitung ist datenschutzrechtlich der tragfähigste Teil des Systems und wird als Referenzarchitektur für die übrigen Funktionen dokumentiert.</w:t>
       </w:r>
     </w:p>
     <w:p>
@@ -207,10 +166,7 @@
         <w:pStyle w:val="Heading3"/>
       </w:pPr>
       <w:r>
-        <w:rPr>
-          <w:rFonts w:ascii="Times New Roman" w:hAnsi="Times New Roman"/>
-        </w:rPr>
-        <w:t>Punkt 2</w:t>
+        <w:t>Emotion-/Stressindikatoren</w:t>
       </w:r>
     </w:p>
     <w:p>
@@ -218,7 +174,15 @@
         <w:jc w:val="left"/>
       </w:pPr>
       <w:r>
-        <w:t>Im Gespräch mit Leonie Rottkamp, Bertram Kiendl und Jasper Rodenwald wurde deutlich, dass die Produktlinie nicht mit einer einzigen rechtlichen Schublade erfasst werden kann. Die Vellbruck Robotics GmbH liefert Hardware, Steuerungssoftware, Cloudfunktionen, Wartung und gelegentlich eine kundenspezifische Parametrisierung. Beim Betreiber Münchner Feinlogistik GmbH wurden Schutzfelder verändert, ohne dass klar ist, ob dies vom Admin-Panel gedeckt oder nur technisch möglich war. Der Pflegepilot im St.-Ludgerus-Klinikum München-Sendling verschärft die Lage, weil dort Sensorik, vulnerable Personen und medizinische Nähe zusammentreffen.</w:t>
+        <w:t>Für diese Funktion ist eine eigene Rechtsgrundlagenprüfung erforderlich; bis dahin wird sie im Pilot deaktiviert, die Deaktivierung dokumentiert Rodenwald im Change-Log.</w:t>
+      </w:r>
+    </w:p>
+    <w:p>
+      <w:pPr>
+        <w:pStyle w:val="Heading3"/>
+      </w:pPr>
+      <w:r>
+        <w:t>Patienten und Pflegekräfte</w:t>
       </w:r>
     </w:p>
     <w:p>
@@ -226,7 +190,7 @@
         <w:jc w:val="left"/>
       </w:pPr>
       <w:r>
-        <w:t>Für die anwaltliche Bearbeitung sollte zu diesem Punkt eine Belegspur angelegt werden: Dokument, Version, Datum, Verfasser, technische Quelle, rechtliche Relevanz und offene Rückfrage. Besonders gefährlich sind Formulierungen wie „selbstlernend“, „voll autonom“, „MDR-ready“, „sicher ohne Schutzzaun“ oder „keine personenbezogenen Daten“, wenn die technische Dokumentation das nicht trägt.</w:t>
+        <w:t>Die Betroffeneninformation für Pflegekräfte wird mit dem Betriebsrat der Klinik abgestimmt; Muster liefert die Kanzlei bis 08.06.2026.</w:t>
       </w:r>
     </w:p>
     <w:p>
@@ -234,10 +198,7 @@
         <w:pStyle w:val="Heading3"/>
       </w:pPr>
       <w:r>
-        <w:rPr>
-          <w:rFonts w:ascii="Times New Roman" w:hAnsi="Times New Roman"/>
-        </w:rPr>
-        <w:t>Punkt 3</w:t>
+        <w:t>DSFA und Transparenz</w:t>
       </w:r>
     </w:p>
     <w:p>
@@ -245,123 +206,7 @@
         <w:jc w:val="left"/>
       </w:pPr>
       <w:r>
-        <w:t>Im Gespräch mit Leonie Rottkamp, Bertram Kiendl und Jasper Rodenwald wurde deutlich, dass die Produktlinie nicht mit einer einzigen rechtlichen Schublade erfasst werden kann. Die Vellbruck Robotics GmbH liefert Hardware, Steuerungssoftware, Cloudfunktionen, Wartung und gelegentlich eine kundenspezifische Parametrisierung. Beim Betreiber Münchner Feinlogistik GmbH wurden Schutzfelder verändert, ohne dass klar ist, ob dies vom Admin-Panel gedeckt oder nur technisch möglich war. Der Pflegepilot im St.-Ludgerus-Klinikum München-Sendling verschärft die Lage, weil dort Sensorik, vulnerable Personen und medizinische Nähe zusammentreffen.</w:t>
-      </w:r>
-    </w:p>
-    <w:p>
-      <w:pPr>
-        <w:jc w:val="left"/>
-      </w:pPr>
-      <w:r>
-        <w:t>Für die anwaltliche Bearbeitung sollte zu diesem Punkt eine Belegspur angelegt werden: Dokument, Version, Datum, Verfasser, technische Quelle, rechtliche Relevanz und offene Rückfrage. Besonders gefährlich sind Formulierungen wie „selbstlernend“, „voll autonom“, „MDR-ready“, „sicher ohne Schutzzaun“ oder „keine personenbezogenen Daten“, wenn die technische Dokumentation das nicht trägt.</w:t>
-      </w:r>
-    </w:p>
-    <w:p>
-      <w:pPr>
-        <w:pStyle w:val="Heading3"/>
-      </w:pPr>
-      <w:r>
-        <w:rPr>
-          <w:rFonts w:ascii="Times New Roman" w:hAnsi="Times New Roman"/>
-        </w:rPr>
-        <w:t>Punkt 4</w:t>
-      </w:r>
-    </w:p>
-    <w:p>
-      <w:pPr>
-        <w:jc w:val="left"/>
-      </w:pPr>
-      <w:r>
-        <w:t>Im Gespräch mit Leonie Rottkamp, Bertram Kiendl und Jasper Rodenwald wurde deutlich, dass die Produktlinie nicht mit einer einzigen rechtlichen Schublade erfasst werden kann. Die Vellbruck Robotics GmbH liefert Hardware, Steuerungssoftware, Cloudfunktionen, Wartung und gelegentlich eine kundenspezifische Parametrisierung. Beim Betreiber Münchner Feinlogistik GmbH wurden Schutzfelder verändert, ohne dass klar ist, ob dies vom Admin-Panel gedeckt oder nur technisch möglich war. Der Pflegepilot im St.-Ludgerus-Klinikum München-Sendling verschärft die Lage, weil dort Sensorik, vulnerable Personen und medizinische Nähe zusammentreffen.</w:t>
-      </w:r>
-    </w:p>
-    <w:p>
-      <w:pPr>
-        <w:jc w:val="left"/>
-      </w:pPr>
-      <w:r>
-        <w:t>Für die anwaltliche Bearbeitung sollte zu diesem Punkt eine Belegspur angelegt werden: Dokument, Version, Datum, Verfasser, technische Quelle, rechtliche Relevanz und offene Rückfrage. Besonders gefährlich sind Formulierungen wie „selbstlernend“, „voll autonom“, „MDR-ready“, „sicher ohne Schutzzaun“ oder „keine personenbezogenen Daten“, wenn die technische Dokumentation das nicht trägt.</w:t>
-      </w:r>
-    </w:p>
-    <w:p>
-      <w:pPr>
-        <w:pStyle w:val="Heading3"/>
-      </w:pPr>
-      <w:r>
-        <w:rPr>
-          <w:rFonts w:ascii="Times New Roman" w:hAnsi="Times New Roman"/>
-        </w:rPr>
-        <w:t>Punkt 5</w:t>
-      </w:r>
-    </w:p>
-    <w:p>
-      <w:pPr>
-        <w:jc w:val="left"/>
-      </w:pPr>
-      <w:r>
-        <w:t>Im Gespräch mit Leonie Rottkamp, Bertram Kiendl und Jasper Rodenwald wurde deutlich, dass die Produktlinie nicht mit einer einzigen rechtlichen Schublade erfasst werden kann. Die Vellbruck Robotics GmbH liefert Hardware, Steuerungssoftware, Cloudfunktionen, Wartung und gelegentlich eine kundenspezifische Parametrisierung. Beim Betreiber Münchner Feinlogistik GmbH wurden Schutzfelder verändert, ohne dass klar ist, ob dies vom Admin-Panel gedeckt oder nur technisch möglich war. Der Pflegepilot im St.-Ludgerus-Klinikum München-Sendling verschärft die Lage, weil dort Sensorik, vulnerable Personen und medizinische Nähe zusammentreffen.</w:t>
-      </w:r>
-    </w:p>
-    <w:p>
-      <w:pPr>
-        <w:jc w:val="left"/>
-      </w:pPr>
-      <w:r>
-        <w:t>Für die anwaltliche Bearbeitung sollte zu diesem Punkt eine Belegspur angelegt werden: Dokument, Version, Datum, Verfasser, technische Quelle, rechtliche Relevanz und offene Rückfrage. Besonders gefährlich sind Formulierungen wie „selbstlernend“, „voll autonom“, „MDR-ready“, „sicher ohne Schutzzaun“ oder „keine personenbezogenen Daten“, wenn die technische Dokumentation das nicht trägt.</w:t>
-      </w:r>
-    </w:p>
-    <w:p>
-      <w:pPr>
-        <w:pStyle w:val="Heading3"/>
-      </w:pPr>
-      <w:r>
-        <w:rPr>
-          <w:rFonts w:ascii="Times New Roman" w:hAnsi="Times New Roman"/>
-        </w:rPr>
-        <w:t>Punkt 6</w:t>
-      </w:r>
-    </w:p>
-    <w:p>
-      <w:pPr>
-        <w:jc w:val="left"/>
-      </w:pPr>
-      <w:r>
-        <w:t>Im Gespräch mit Leonie Rottkamp, Bertram Kiendl und Jasper Rodenwald wurde deutlich, dass die Produktlinie nicht mit einer einzigen rechtlichen Schublade erfasst werden kann. Die Vellbruck Robotics GmbH liefert Hardware, Steuerungssoftware, Cloudfunktionen, Wartung und gelegentlich eine kundenspezifische Parametrisierung. Beim Betreiber Münchner Feinlogistik GmbH wurden Schutzfelder verändert, ohne dass klar ist, ob dies vom Admin-Panel gedeckt oder nur technisch möglich war. Der Pflegepilot im St.-Ludgerus-Klinikum München-Sendling verschärft die Lage, weil dort Sensorik, vulnerable Personen und medizinische Nähe zusammentreffen.</w:t>
-      </w:r>
-    </w:p>
-    <w:p>
-      <w:pPr>
-        <w:jc w:val="left"/>
-      </w:pPr>
-      <w:r>
-        <w:t>Für die anwaltliche Bearbeitung sollte zu diesem Punkt eine Belegspur angelegt werden: Dokument, Version, Datum, Verfasser, technische Quelle, rechtliche Relevanz und offene Rückfrage. Besonders gefährlich sind Formulierungen wie „selbstlernend“, „voll autonom“, „MDR-ready“, „sicher ohne Schutzzaun“ oder „keine personenbezogenen Daten“, wenn die technische Dokumentation das nicht trägt.</w:t>
-      </w:r>
-    </w:p>
-    <w:p>
-      <w:pPr>
-        <w:pStyle w:val="Heading3"/>
-      </w:pPr>
-      <w:r>
-        <w:rPr>
-          <w:rFonts w:ascii="Times New Roman" w:hAnsi="Times New Roman"/>
-        </w:rPr>
-        <w:t>Punkt 7</w:t>
-      </w:r>
-    </w:p>
-    <w:p>
-      <w:pPr>
-        <w:jc w:val="left"/>
-      </w:pPr>
-      <w:r>
-        <w:t>Im Gespräch mit Leonie Rottkamp, Bertram Kiendl und Jasper Rodenwald wurde deutlich, dass die Produktlinie nicht mit einer einzigen rechtlichen Schublade erfasst werden kann. Die Vellbruck Robotics GmbH liefert Hardware, Steuerungssoftware, Cloudfunktionen, Wartung und gelegentlich eine kundenspezifische Parametrisierung. Beim Betreiber Münchner Feinlogistik GmbH wurden Schutzfelder verändert, ohne dass klar ist, ob dies vom Admin-Panel gedeckt oder nur technisch möglich war. Der Pflegepilot im St.-Ludgerus-Klinikum München-Sendling verschärft die Lage, weil dort Sensorik, vulnerable Personen und medizinische Nähe zusammentreffen.</w:t>
-      </w:r>
-    </w:p>
-    <w:p>
-      <w:pPr>
-        <w:jc w:val="left"/>
-      </w:pPr>
-      <w:r>
-        <w:t>Für die anwaltliche Bearbeitung sollte zu diesem Punkt eine Belegspur angelegt werden: Dokument, Version, Datum, Verfasser, technische Quelle, rechtliche Relevanz und offene Rückfrage. Besonders gefährlich sind Formulierungen wie „selbstlernend“, „voll autonom“, „MDR-ready“, „sicher ohne Schutzzaun“ oder „keine personenbezogenen Daten“, wenn die technische Dokumentation das nicht trägt.</w:t>
+        <w:t>Die DSFA wird bis 15.06.2026 überarbeitet, der Auftragsverarbeitungsvertrag um Sensorliste und Löschkonzept ergänzt; die Antwort an die Klinik entwerfen Otten und die Kanzlei gemeinsam.</w:t>
       </w:r>
     </w:p>
     <w:p>
@@ -380,7 +225,7 @@
         <w:pStyle w:val="ListBullet"/>
       </w:pPr>
       <w:r>
-        <w:t>Welche Firmware war am Unfalltag tatsächlich aktiv?</w:t>
+        <w:t>Läuft die Kamera dauerhaft oder nur ereignisbezogen?</w:t>
       </w:r>
     </w:p>
     <w:p>
@@ -388,7 +233,7 @@
         <w:pStyle w:val="ListBullet"/>
       </w:pPr>
       <w:r>
-        <w:t>Welche Zweckbestimmung steht in der final ausgelieferten Anleitung?</w:t>
+        <w:t>Auf welche Rechtsgrundlage stützt die Klinik die Indikatorfunktionen?</w:t>
       </w:r>
     </w:p>
     <w:p>
@@ -396,23 +241,7 @@
         <w:pStyle w:val="ListBullet"/>
       </w:pPr>
       <w:r>
-        <w:t>Welche Schutzfeldänderungen waren technisch möglich und vertraglich erlaubt?</w:t>
-      </w:r>
-    </w:p>
-    <w:p>
-      <w:pPr>
-        <w:pStyle w:val="ListBullet"/>
-      </w:pPr>
-      <w:r>
-        <w:t>Welche personenbezogenen Daten werden lokal, in der Cloud und in Supporttickets verarbeitet?</w:t>
-      </w:r>
-    </w:p>
-    <w:p>
-      <w:pPr>
-        <w:pStyle w:val="ListBullet"/>
-      </w:pPr>
-      <w:r>
-        <w:t>Welche Aussagen wurden gegenüber Kunden, Behörde und Versicherer bereits gemacht?</w:t>
+        <w:t>Wer beantwortet die Beschwerde gegenüber der Aufsichtsbehörde, falls sie eskaliert?</w:t>
       </w:r>
     </w:p>
     <w:sectPr>
